--- a/zht/docx/065.content.docx
+++ b/zht/docx/065.content.docx
@@ -445,18 +445,12 @@
           <w:lang w:val="zh_TW" w:bidi="zh_TW"/>
         </w:rPr>
       </w:r>
-      <w:hyperlink r:id="rId13">
-        <w:r>
-          <w:rPr>
-            <w:lang w:val="zh_TW" w:bidi="zh_TW"/>
-          </w:rPr>
-          <w:rPr>
-            <w:color w:val="0000EE"/>
-            <w:u w:val="single"/>
-          </w:rPr>
-          <w:t>歷代志上29:22–23</w:t>
-        </w:r>
-      </w:hyperlink>
+      <w:r>
+        <w:rPr>
+          <w:lang w:val="zh_TW" w:bidi="zh_TW"/>
+        </w:rPr>
+        <w:t>歷代志上29:22–23</w:t>
+      </w:r>
     </w:p>
     <w:p>
       <w:pPr>
@@ -469,18 +463,12 @@
           <w:lang w:val="zh_TW" w:bidi="zh_TW"/>
         </w:rPr>
       </w:r>
-      <w:hyperlink r:id="rId14">
-        <w:r>
-          <w:rPr>
-            <w:lang w:val="zh_TW" w:bidi="zh_TW"/>
-          </w:rPr>
-          <w:rPr>
-            <w:color w:val="0000EE"/>
-            <w:u w:val="single"/>
-          </w:rPr>
-          <w:t>申命記23:6</w:t>
-        </w:r>
-      </w:hyperlink>
+      <w:r>
+        <w:rPr>
+          <w:lang w:val="zh_TW" w:bidi="zh_TW"/>
+        </w:rPr>
+        <w:t>申命記23:6</w:t>
+      </w:r>
     </w:p>
     <w:p>
       <w:pPr>
@@ -493,18 +481,12 @@
           <w:lang w:val="zh_TW" w:bidi="zh_TW"/>
         </w:rPr>
       </w:r>
-      <w:hyperlink r:id="rId15">
-        <w:r>
-          <w:rPr>
-            <w:lang w:val="zh_TW" w:bidi="zh_TW"/>
-          </w:rPr>
-          <w:rPr>
-            <w:color w:val="0000EE"/>
-            <w:u w:val="single"/>
-          </w:rPr>
-          <w:t>約伯記36:11</w:t>
-        </w:r>
-      </w:hyperlink>
+      <w:r>
+        <w:rPr>
+          <w:lang w:val="zh_TW" w:bidi="zh_TW"/>
+        </w:rPr>
+        <w:t>約伯記36:11</w:t>
+      </w:r>
     </w:p>
     <w:p>
       <w:pPr>
@@ -517,18 +499,12 @@
           <w:lang w:val="zh_TW" w:bidi="zh_TW"/>
         </w:rPr>
       </w:r>
-      <w:hyperlink r:id="rId16">
-        <w:r>
-          <w:rPr>
-            <w:lang w:val="zh_TW" w:bidi="zh_TW"/>
-          </w:rPr>
-          <w:rPr>
-            <w:color w:val="0000EE"/>
-            <w:u w:val="single"/>
-          </w:rPr>
-          <w:t>利未記25:26–28</w:t>
-        </w:r>
-      </w:hyperlink>
+      <w:r>
+        <w:rPr>
+          <w:lang w:val="zh_TW" w:bidi="zh_TW"/>
+        </w:rPr>
+        <w:t>利未記25:26–28</w:t>
+      </w:r>
     </w:p>
     <w:p>
       <w:pPr>
@@ -541,18 +517,12 @@
           <w:lang w:val="zh_TW" w:bidi="zh_TW"/>
         </w:rPr>
       </w:r>
-      <w:hyperlink r:id="rId17">
-        <w:r>
-          <w:rPr>
-            <w:lang w:val="zh_TW" w:bidi="zh_TW"/>
-          </w:rPr>
-          <w:rPr>
-            <w:color w:val="0000EE"/>
-            <w:u w:val="single"/>
-          </w:rPr>
-          <w:t>詩篇1:3</w:t>
-        </w:r>
-      </w:hyperlink>
+      <w:r>
+        <w:rPr>
+          <w:lang w:val="zh_TW" w:bidi="zh_TW"/>
+        </w:rPr>
+        <w:t>詩篇1:3</w:t>
+      </w:r>
     </w:p>
     <w:p>
       <w:pPr>
